--- a/Masterarbeit/Einspeicherung/Begleitstoffe_CO2/Dokumentation_Stoffmodelle_Validierung_v2.docx
+++ b/Masterarbeit/Einspeicherung/Begleitstoffe_CO2/Dokumentation_Stoffmodelle_Validierung_v2.docx
@@ -8923,6 +8923,170 @@
             </w:pPr>
             <w:r>
               <w:t xml:space="preserve">Modellvergleich mit thermopack (Kapitel 8)</w:t>
+            </w:r>
+          </w:p>
+        </w:tc>
+      </w:tr>
+      <w:tr>
+        <w:tc>
+          <w:tcPr/>
+          <w:p>
+            <w:pPr>
+              <w:pStyle w:val="Compact"/>
+            </w:pPr>
+            <w:r>
+              <w:rPr>
+                <w:rStyle w:val="VerbatimChar"/>
+              </w:rPr>
+              <w:t xml:space="preserve">einspeicherung_bausteine.py</w:t>
+            </w:r>
+          </w:p>
+        </w:tc>
+        <w:tc>
+          <w:tcPr/>
+          <w:p>
+            <w:pPr>
+              <w:pStyle w:val="Compact"/>
+            </w:pPr>
+            <w:r>
+              <w:rPr>
+                <w:rStyle w:val="VerbatimChar"/>
+              </w:rPr>
+              <w:t xml:space="preserve">Begleitstoffe_CO2</w:t>
+            </w:r>
+          </w:p>
+        </w:tc>
+        <w:tc>
+          <w:tcPr/>
+          <w:p>
+            <w:pPr>
+              <w:pStyle w:val="Compact"/>
+            </w:pPr>
+            <w:r>
+              <w:t xml:space="preserve">Annahmen und Rechenbausteine der Einspeicherung (reines CO₂ und Gemisch)</w:t>
+            </w:r>
+          </w:p>
+        </w:tc>
+      </w:tr>
+      <w:tr>
+        <w:tc>
+          <w:tcPr/>
+          <w:p>
+            <w:pPr>
+              <w:pStyle w:val="Compact"/>
+            </w:pPr>
+            <w:r>
+              <w:rPr>
+                <w:rStyle w:val="VerbatimChar"/>
+              </w:rPr>
+              <w:t xml:space="preserve">03_einspeicherpfad_gemisch.py</w:t>
+            </w:r>
+          </w:p>
+        </w:tc>
+        <w:tc>
+          <w:tcPr/>
+          <w:p>
+            <w:pPr>
+              <w:pStyle w:val="Compact"/>
+            </w:pPr>
+            <w:r>
+              <w:rPr>
+                <w:rStyle w:val="VerbatimChar"/>
+              </w:rPr>
+              <w:t xml:space="preserve">Begleitstoffe_CO2</w:t>
+            </w:r>
+          </w:p>
+        </w:tc>
+        <w:tc>
+          <w:tcPr/>
+          <w:p>
+            <w:pPr>
+              <w:pStyle w:val="Compact"/>
+            </w:pPr>
+            <w:r>
+              <w:t xml:space="preserve">Einspeicherpfad S1/S2 mit Gemisch (Dokumentation S2 Gemisch)</w:t>
+            </w:r>
+          </w:p>
+        </w:tc>
+      </w:tr>
+      <w:tr>
+        <w:tc>
+          <w:tcPr/>
+          <w:p>
+            <w:pPr>
+              <w:pStyle w:val="Compact"/>
+            </w:pPr>
+            <w:r>
+              <w:rPr>
+                <w:rStyle w:val="VerbatimChar"/>
+              </w:rPr>
+              <w:t xml:space="preserve">04_phasenpfade_vergleich.py</w:t>
+            </w:r>
+          </w:p>
+        </w:tc>
+        <w:tc>
+          <w:tcPr/>
+          <w:p>
+            <w:pPr>
+              <w:pStyle w:val="Compact"/>
+            </w:pPr>
+            <w:r>
+              <w:rPr>
+                <w:rStyle w:val="VerbatimChar"/>
+              </w:rPr>
+              <w:t xml:space="preserve">Begleitstoffe_CO2</w:t>
+            </w:r>
+          </w:p>
+        </w:tc>
+        <w:tc>
+          <w:tcPr/>
+          <w:p>
+            <w:pPr>
+              <w:pStyle w:val="Compact"/>
+            </w:pPr>
+            <w:r>
+              <w:t xml:space="preserve">Vergleich der S2-Wege A–E, Begründung des gewählten Wegs</w:t>
+            </w:r>
+          </w:p>
+        </w:tc>
+      </w:tr>
+      <w:tr>
+        <w:tc>
+          <w:tcPr/>
+          <w:p>
+            <w:pPr>
+              <w:pStyle w:val="Compact"/>
+            </w:pPr>
+            <w:r>
+              <w:rPr>
+                <w:rStyle w:val="VerbatimChar"/>
+              </w:rPr>
+              <w:t xml:space="preserve">README.md</w:t>
+            </w:r>
+          </w:p>
+        </w:tc>
+        <w:tc>
+          <w:tcPr/>
+          <w:p>
+            <w:pPr>
+              <w:pStyle w:val="Compact"/>
+            </w:pPr>
+            <w:r>
+              <w:rPr>
+                <w:rStyle w:val="VerbatimChar"/>
+              </w:rPr>
+              <w:t xml:space="preserve">Begleitstoffe_CO2</w:t>
+            </w:r>
+          </w:p>
+        </w:tc>
+        <w:tc>
+          <w:tcPr/>
+          <w:p>
+            <w:pPr>
+              <w:pStyle w:val="Compact"/>
+            </w:pPr>
+            <w:r>
+              <w:t xml:space="preserve">Übersicht aller Skripte des Ordners</w:t>
             </w:r>
           </w:p>
         </w:tc>

--- a/Masterarbeit/Einspeicherung/Begleitstoffe_CO2/Dokumentation_Stoffmodelle_Validierung_v2.docx
+++ b/Masterarbeit/Einspeicherung/Begleitstoffe_CO2/Dokumentation_Stoffmodelle_Validierung_v2.docx
@@ -309,7 +309,7 @@
               <w:pStyle w:val="Compact"/>
             </w:pPr>
             <w:r>
-              <w:t xml:space="preserve">S2 Kühleraustritt (80 bar / 25 °C)</w:t>
+              <w:t xml:space="preserve">S2 Kühleraustritt alt (80 bar / 25 °C)</w:t>
             </w:r>
           </w:p>
         </w:tc>
@@ -327,7 +327,7 @@
                 <w:b/>
                 <w:bCs/>
               </w:rPr>
-              <w:t xml:space="preserve">nicht sicher auslegbar</w:t>
+              <w:t xml:space="preserve">nicht sicher auslegbar → neu: 91 bar / 26 °C, 8,8 bar über der Cricondenbar (Kapitel 9.3)</w:t>
             </w:r>
           </w:p>
         </w:tc>
@@ -6772,7 +6772,7 @@
         <w:pStyle w:val="ImageCaption"/>
       </w:pPr>
       <w:r>
-        <w:t xml:space="preserve">Abbildung 1: p-T-Diagramm reines CO₂ vs. Worst-Case-Gemisch mit den Betriebspunkten der Einspeicherung (Skript 01_phasendiagramm_rein_vs_gemisch.py)</w:t>
+        <w:t xml:space="preserve">Abbildung 1: p-T-Diagramm reines CO₂ vs. Worst-Case-Gemisch mit den aktuellen Betriebspunkten der Einspeicherung; grau: früherer Kühleraustritt 80 bar / 25 °C, verworfen (Kapitel 9) (Skript 01_phasendiagramm_rein_vs_gemisch.py)</w:t>
       </w:r>
     </w:p>
     <w:bookmarkStart w:id="29" w:name="gleichgewichtsbedingung"/>
@@ -8927,6 +8927,170 @@
           </w:p>
         </w:tc>
       </w:tr>
+      <w:tr>
+        <w:tc>
+          <w:tcPr/>
+          <w:p>
+            <w:pPr>
+              <w:pStyle w:val="Compact"/>
+            </w:pPr>
+            <w:r>
+              <w:rPr>
+                <w:rStyle w:val="VerbatimChar"/>
+              </w:rPr>
+              <w:t xml:space="preserve">einspeicherung_bausteine.py</w:t>
+            </w:r>
+          </w:p>
+        </w:tc>
+        <w:tc>
+          <w:tcPr/>
+          <w:p>
+            <w:pPr>
+              <w:pStyle w:val="Compact"/>
+            </w:pPr>
+            <w:r>
+              <w:rPr>
+                <w:rStyle w:val="VerbatimChar"/>
+              </w:rPr>
+              <w:t xml:space="preserve">Begleitstoffe_CO2</w:t>
+            </w:r>
+          </w:p>
+        </w:tc>
+        <w:tc>
+          <w:tcPr/>
+          <w:p>
+            <w:pPr>
+              <w:pStyle w:val="Compact"/>
+            </w:pPr>
+            <w:r>
+              <w:t xml:space="preserve">Annahmen und Rechenbausteine der Einspeicherung (reines CO₂ und Gemisch)</w:t>
+            </w:r>
+          </w:p>
+        </w:tc>
+      </w:tr>
+      <w:tr>
+        <w:tc>
+          <w:tcPr/>
+          <w:p>
+            <w:pPr>
+              <w:pStyle w:val="Compact"/>
+            </w:pPr>
+            <w:r>
+              <w:rPr>
+                <w:rStyle w:val="VerbatimChar"/>
+              </w:rPr>
+              <w:t xml:space="preserve">03_einspeicherpfad_gemisch.py</w:t>
+            </w:r>
+          </w:p>
+        </w:tc>
+        <w:tc>
+          <w:tcPr/>
+          <w:p>
+            <w:pPr>
+              <w:pStyle w:val="Compact"/>
+            </w:pPr>
+            <w:r>
+              <w:rPr>
+                <w:rStyle w:val="VerbatimChar"/>
+              </w:rPr>
+              <w:t xml:space="preserve">Begleitstoffe_CO2</w:t>
+            </w:r>
+          </w:p>
+        </w:tc>
+        <w:tc>
+          <w:tcPr/>
+          <w:p>
+            <w:pPr>
+              <w:pStyle w:val="Compact"/>
+            </w:pPr>
+            <w:r>
+              <w:t xml:space="preserve">Einspeicherpfad S1/S2 mit Gemisch (Dokumentation S2 Gemisch)</w:t>
+            </w:r>
+          </w:p>
+        </w:tc>
+      </w:tr>
+      <w:tr>
+        <w:tc>
+          <w:tcPr/>
+          <w:p>
+            <w:pPr>
+              <w:pStyle w:val="Compact"/>
+            </w:pPr>
+            <w:r>
+              <w:rPr>
+                <w:rStyle w:val="VerbatimChar"/>
+              </w:rPr>
+              <w:t xml:space="preserve">04_phasenpfade_vergleich.py</w:t>
+            </w:r>
+          </w:p>
+        </w:tc>
+        <w:tc>
+          <w:tcPr/>
+          <w:p>
+            <w:pPr>
+              <w:pStyle w:val="Compact"/>
+            </w:pPr>
+            <w:r>
+              <w:rPr>
+                <w:rStyle w:val="VerbatimChar"/>
+              </w:rPr>
+              <w:t xml:space="preserve">Begleitstoffe_CO2</w:t>
+            </w:r>
+          </w:p>
+        </w:tc>
+        <w:tc>
+          <w:tcPr/>
+          <w:p>
+            <w:pPr>
+              <w:pStyle w:val="Compact"/>
+            </w:pPr>
+            <w:r>
+              <w:t xml:space="preserve">Vergleich der S2-Wege A–E, Begründung des gewählten Wegs</w:t>
+            </w:r>
+          </w:p>
+        </w:tc>
+      </w:tr>
+      <w:tr>
+        <w:tc>
+          <w:tcPr/>
+          <w:p>
+            <w:pPr>
+              <w:pStyle w:val="Compact"/>
+            </w:pPr>
+            <w:r>
+              <w:rPr>
+                <w:rStyle w:val="VerbatimChar"/>
+              </w:rPr>
+              <w:t xml:space="preserve">README.md</w:t>
+            </w:r>
+          </w:p>
+        </w:tc>
+        <w:tc>
+          <w:tcPr/>
+          <w:p>
+            <w:pPr>
+              <w:pStyle w:val="Compact"/>
+            </w:pPr>
+            <w:r>
+              <w:rPr>
+                <w:rStyle w:val="VerbatimChar"/>
+              </w:rPr>
+              <w:t xml:space="preserve">Begleitstoffe_CO2</w:t>
+            </w:r>
+          </w:p>
+        </w:tc>
+        <w:tc>
+          <w:tcPr/>
+          <w:p>
+            <w:pPr>
+              <w:pStyle w:val="Compact"/>
+            </w:pPr>
+            <w:r>
+              <w:t xml:space="preserve">Übersicht aller Skripte des Ordners</w:t>
+            </w:r>
+          </w:p>
+        </w:tc>
+      </w:tr>
     </w:tbl>
     <w:bookmarkEnd w:id="34"/>
     <w:bookmarkStart w:id="43" w:name="validierung-durch-modellvergleich"/>
@@ -11371,7 +11535,7 @@
               <w:pStyle w:val="Compact"/>
             </w:pPr>
             <w:r>
-              <w:t xml:space="preserve">S2 Kühleraustritt, 80 bar / 25 °C</w:t>
+              <w:t xml:space="preserve">S2 Kühleraustritt alt, 80 bar / 25 °C (verworfen)</w:t>
             </w:r>
           </w:p>
         </w:tc>
@@ -11413,6 +11577,98 @@
           </w:p>
         </w:tc>
       </w:tr>
+      <w:tr>
+        <w:tc>
+          <w:tcPr/>
+          <w:p>
+            <w:pPr>
+              <w:pStyle w:val="Compact"/>
+            </w:pPr>
+            <w:r>
+              <w:t xml:space="preserve">S2 nach Zwischenkühler, 50 bar / 26 °C</w:t>
+            </w:r>
+          </w:p>
+        </w:tc>
+        <w:tc>
+          <w:tcPr/>
+          <w:p>
+            <w:pPr>
+              <w:pStyle w:val="Compact"/>
+            </w:pPr>
+            <w:r>
+              <w:t xml:space="preserve">24,4 bar unter Taulinie</w:t>
+            </w:r>
+          </w:p>
+        </w:tc>
+        <w:tc>
+          <w:tcPr/>
+          <w:p>
+            <w:pPr>
+              <w:pStyle w:val="Compact"/>
+            </w:pPr>
+            <w:r>
+              <w:t xml:space="preserve">nein</w:t>
+            </w:r>
+          </w:p>
+        </w:tc>
+        <w:tc>
+          <w:tcPr/>
+          <w:p>
+            <w:pPr>
+              <w:pStyle w:val="Compact"/>
+            </w:pPr>
+            <w:r>
+              <w:t xml:space="preserve">sicher gasförmig</w:t>
+            </w:r>
+          </w:p>
+        </w:tc>
+      </w:tr>
+      <w:tr>
+        <w:tc>
+          <w:tcPr/>
+          <w:p>
+            <w:pPr>
+              <w:pStyle w:val="Compact"/>
+            </w:pPr>
+            <w:r>
+              <w:t xml:space="preserve">S2 nach Kühler (neu), 91 bar / 26 °C</w:t>
+            </w:r>
+          </w:p>
+        </w:tc>
+        <w:tc>
+          <w:tcPr/>
+          <w:p>
+            <w:pPr>
+              <w:pStyle w:val="Compact"/>
+            </w:pPr>
+            <w:r>
+              <w:t xml:space="preserve">8,8 bar über Cricondenbar</w:t>
+            </w:r>
+          </w:p>
+        </w:tc>
+        <w:tc>
+          <w:tcPr/>
+          <w:p>
+            <w:pPr>
+              <w:pStyle w:val="Compact"/>
+            </w:pPr>
+            <w:r>
+              <w:t xml:space="preserve">nein</w:t>
+            </w:r>
+          </w:p>
+        </w:tc>
+        <w:tc>
+          <w:tcPr/>
+          <w:p>
+            <w:pPr>
+              <w:pStyle w:val="Compact"/>
+            </w:pPr>
+            <w:r>
+              <w:t xml:space="preserve">sicher einphasig dicht (660 kg/m³)</w:t>
+            </w:r>
+          </w:p>
+        </w:tc>
+      </w:tr>
     </w:tbl>
     <w:bookmarkEnd w:id="45"/>
     <w:bookmarkStart w:id="46" w:name="konsequenz-für-die-auslegung-s2"/>
@@ -11461,6 +11717,14 @@
       </w:pPr>
       <w:r>
         <w:t xml:space="preserve">den Druck vor der Pumpe auf mindestens 86 bar anheben (3,8 bar über der Cricondenbar).</w:t>
+      </w:r>
+    </w:p>
+    <w:p>
+      <w:pPr>
+        <w:pStyle w:val="FirstParagraph"/>
+      </w:pPr>
+      <w:r>
+        <w:t xml:space="preserve">Umgesetzt ist die zweite Möglichkeit, mit Reserve: Die S2-Kette verdichtet in zwei Stufen auf 91 bar und kühlt dort auf 26 °C (Kühlwasser 20 °C + 6 K). Das liegt 8,8 bar über der Cricondenbar, das Gemisch wird beim Kühlen stetig dicht, ohne die Phasengrenze zu berühren. Vergleich der möglichen Wege und Begründung: Dokumentation_S2_Gemisch.docx.</w:t>
       </w:r>
     </w:p>
     <w:p>
